--- a/templates/3. Project Design Phase/Solution Architecture/Solution Architecture.docx
+++ b/templates/3. Project Design Phase/Solution Architecture/Solution Architecture.docx
@@ -32,12 +32,7 @@
         </w:rPr>
       </w:pPr>
       <w:r>
-        <w:rPr>
-          <w:b/>
-          <w:sz w:val="24"/>
-          <w:szCs w:val="24"/>
-        </w:rPr>
-        <w:t>Solution Architecture</w:t>
+        <w:t>Architecture: MVC structure split into client/ (React) and server/ (Express/Mongoose/Local JSON DB Service).</w:t>
       </w:r>
     </w:p>
     <w:p>
@@ -177,14 +172,7 @@
         </w:rPr>
       </w:pPr>
       <w:r>
-        <w:rPr>
-          <w:rFonts w:ascii="Arial" w:eastAsia="Arial" w:hAnsi="Arial" w:cs="Arial"/>
-          <w:b/>
-          <w:color w:val="000000"/>
-          <w:sz w:val="24"/>
-          <w:szCs w:val="24"/>
-        </w:rPr>
-        <w:t>Solution Architecture:</w:t>
+        <w:t>Architecture: MVC structure split into client/ (React) and server/ (Express/Mongoose/Local JSON DB Service).</w:t>
       </w:r>
     </w:p>
     <w:p>
@@ -199,13 +187,7 @@
         </w:rPr>
       </w:pPr>
       <w:r>
-        <w:rPr>
-          <w:rFonts w:ascii="Arial" w:eastAsia="Arial" w:hAnsi="Arial" w:cs="Arial"/>
-          <w:color w:val="000000"/>
-          <w:sz w:val="24"/>
-          <w:szCs w:val="24"/>
-        </w:rPr>
-        <w:t>Solution architecture is a complex process – with many sub-processes – that bridges the gap between business problems and technology solutions. Its goals are to:</w:t>
+        <w:t>Architecture: MVC structure split into client/ (React) and server/ (Express/Mongoose/Local JSON DB Service).</w:t>
       </w:r>
     </w:p>
     <w:p>
@@ -342,20 +324,7 @@
         </w:rPr>
       </w:pPr>
       <w:r>
-        <w:rPr>
-          <w:rFonts w:ascii="Arial" w:eastAsia="Arial" w:hAnsi="Arial" w:cs="Arial"/>
-          <w:b/>
-          <w:color w:val="000000"/>
-          <w:sz w:val="24"/>
-          <w:szCs w:val="24"/>
-        </w:rPr>
-        <w:t>Example - Solution Architecture Diagram</w:t>
-      </w:r>
-      <w:r>
-        <w:rPr>
-          <w:b/>
-        </w:rPr>
-        <w:t xml:space="preserve">: </w:t>
+        <w:t>Architecture: MVC structure split into client/ (React) and server/ (Express/Mongoose/Local JSON DB Service).</w:t>
       </w:r>
     </w:p>
     <w:p>
@@ -422,14 +391,7 @@
         </w:rPr>
       </w:pPr>
       <w:r>
-        <w:rPr>
-          <w:rFonts w:ascii="Helvetica Neue" w:eastAsia="Helvetica Neue" w:hAnsi="Helvetica Neue" w:cs="Helvetica Neue"/>
-          <w:i/>
-          <w:color w:val="333333"/>
-          <w:sz w:val="21"/>
-          <w:szCs w:val="21"/>
-        </w:rPr>
-        <w:t>Figure 1: Architecture and data flow of the voice patient diary sample application</w:t>
+        <w:t>Architecture: MVC structure split into client/ (React) and server/ (Express/Mongoose/Local JSON DB Service).</w:t>
       </w:r>
     </w:p>
     <w:p>
@@ -439,21 +401,8 @@
         </w:rPr>
       </w:pPr>
       <w:r>
-        <w:rPr>
-          <w:b/>
-        </w:rPr>
-        <w:t xml:space="preserve">Reference: </w:t>
+        <w:t>Architecture: MVC structure split into client/ (React) and server/ (Express/Mongoose/Local JSON DB Service).</w:t>
       </w:r>
-      <w:hyperlink r:id="rId7">
-        <w:r>
-          <w:rPr>
-            <w:b/>
-            <w:color w:val="0563C1"/>
-            <w:u w:val="single"/>
-          </w:rPr>
-          <w:t>https://aws.amazon.com/blogs/industries/voice-applications-in-clinical-research-powered-by-ai-on-aws-part-1-architecture-and-design-considerations/</w:t>
-        </w:r>
-      </w:hyperlink>
     </w:p>
     <w:p>
       <w:pPr>
